--- a/docs/Ofori_Prince_Phase1_Results_R04.docx
+++ b/docs/Ofori_Prince_Phase1_Results_R04.docx
@@ -2844,7 +2844,7 @@
               <a:graphicData uri="http://schemas.openxmlformats.org/drawingml/2006/picture">
                 <pic:pic>
                   <pic:nvPicPr>
-                    <pic:cNvPr id="0" name="r04_4.png"/>
+                    <pic:cNvPr id="0" name="clean_14.png"/>
                     <pic:cNvPicPr/>
                   </pic:nvPicPr>
                   <pic:blipFill>
@@ -2927,7 +2927,7 @@
               <a:graphicData uri="http://schemas.openxmlformats.org/drawingml/2006/picture">
                 <pic:pic>
                   <pic:nvPicPr>
-                    <pic:cNvPr id="0" name="r04_5.png"/>
+                    <pic:cNvPr id="0" name="clean_15.png"/>
                     <pic:cNvPicPr/>
                   </pic:nvPicPr>
                   <pic:blipFill>
@@ -4273,7 +4273,7 @@
               <a:graphicData uri="http://schemas.openxmlformats.org/drawingml/2006/picture">
                 <pic:pic>
                   <pic:nvPicPr>
-                    <pic:cNvPr id="0" name="r04_6.png"/>
+                    <pic:cNvPr id="0" name="clean_16.png"/>
                     <pic:cNvPicPr/>
                   </pic:nvPicPr>
                   <pic:blipFill>
@@ -4356,7 +4356,7 @@
               <a:graphicData uri="http://schemas.openxmlformats.org/drawingml/2006/picture">
                 <pic:pic>
                   <pic:nvPicPr>
-                    <pic:cNvPr id="0" name="r04_7.png"/>
+                    <pic:cNvPr id="0" name="clean_17.png"/>
                     <pic:cNvPicPr/>
                   </pic:nvPicPr>
                   <pic:blipFill>

--- a/docs/Ofori_Prince_Phase1_Results_R04.docx
+++ b/docs/Ofori_Prince_Phase1_Results_R04.docx
@@ -2831,7 +2831,6 @@
           <w:szCs w:val="18"/>
         </w:rPr>
       </w:r>
-      <w:r/>
       <w:r>
         <w:drawing>
           <wp:inline xmlns:a="http://schemas.openxmlformats.org/drawingml/2006/main" xmlns:pic="http://schemas.openxmlformats.org/drawingml/2006/picture">
@@ -2844,11 +2843,11 @@
               <a:graphicData uri="http://schemas.openxmlformats.org/drawingml/2006/picture">
                 <pic:pic>
                   <pic:nvPicPr>
-                    <pic:cNvPr id="0" name="clean_14.png"/>
+                    <pic:cNvPr id="0" name="r03f_4.png"/>
                     <pic:cNvPicPr/>
                   </pic:nvPicPr>
                   <pic:blipFill>
-                    <a:blip r:embed="rId15"/>
+                    <a:blip r:embed="rId11"/>
                     <a:stretch>
                       <a:fillRect/>
                     </a:stretch>
@@ -2914,7 +2913,6 @@
           <w:szCs w:val="18"/>
         </w:rPr>
       </w:r>
-      <w:r/>
       <w:r>
         <w:drawing>
           <wp:inline xmlns:a="http://schemas.openxmlformats.org/drawingml/2006/main" xmlns:pic="http://schemas.openxmlformats.org/drawingml/2006/picture">
@@ -2927,11 +2925,11 @@
               <a:graphicData uri="http://schemas.openxmlformats.org/drawingml/2006/picture">
                 <pic:pic>
                   <pic:nvPicPr>
-                    <pic:cNvPr id="0" name="clean_15.png"/>
+                    <pic:cNvPr id="0" name="r03f_5.png"/>
                     <pic:cNvPicPr/>
                   </pic:nvPicPr>
                   <pic:blipFill>
-                    <a:blip r:embed="rId14"/>
+                    <a:blip r:embed="rId10"/>
                     <a:stretch>
                       <a:fillRect/>
                     </a:stretch>
@@ -4260,7 +4258,6 @@
           <w:szCs w:val="18"/>
         </w:rPr>
       </w:r>
-      <w:r/>
       <w:r>
         <w:drawing>
           <wp:inline xmlns:a="http://schemas.openxmlformats.org/drawingml/2006/main" xmlns:pic="http://schemas.openxmlformats.org/drawingml/2006/picture">
@@ -4273,11 +4270,11 @@
               <a:graphicData uri="http://schemas.openxmlformats.org/drawingml/2006/picture">
                 <pic:pic>
                   <pic:nvPicPr>
-                    <pic:cNvPr id="0" name="clean_16.png"/>
+                    <pic:cNvPr id="0" name="r03f_6.png"/>
                     <pic:cNvPicPr/>
                   </pic:nvPicPr>
                   <pic:blipFill>
-                    <a:blip r:embed="rId13"/>
+                    <a:blip r:embed="rId9"/>
                     <a:stretch>
                       <a:fillRect/>
                     </a:stretch>
@@ -4343,7 +4340,6 @@
           <w:szCs w:val="18"/>
         </w:rPr>
       </w:r>
-      <w:r/>
       <w:r>
         <w:drawing>
           <wp:inline xmlns:a="http://schemas.openxmlformats.org/drawingml/2006/main" xmlns:pic="http://schemas.openxmlformats.org/drawingml/2006/picture">
@@ -4356,11 +4352,11 @@
               <a:graphicData uri="http://schemas.openxmlformats.org/drawingml/2006/picture">
                 <pic:pic>
                   <pic:nvPicPr>
-                    <pic:cNvPr id="0" name="clean_17.png"/>
+                    <pic:cNvPr id="0" name="r03f_7.png"/>
                     <pic:cNvPicPr/>
                   </pic:nvPicPr>
                   <pic:blipFill>
-                    <a:blip r:embed="rId12"/>
+                    <a:blip r:embed="rId8"/>
                     <a:stretch>
                       <a:fillRect/>
                     </a:stretch>
